--- a/busi_448_teaching_manual.docx
+++ b/busi_448_teaching_manual.docx
@@ -195,13 +195,8 @@
           <w:numId w:val="5"/>
         </w:numPr>
       </w:pPr>
-      <w:proofErr w:type="spellStart"/>
-      <w:r>
-        <w:t>Plotly</w:t>
-      </w:r>
-      <w:proofErr w:type="spellEnd"/>
-      <w:r>
-        <w:t xml:space="preserve"> slides work best in Firefox.  Chrome does not display hover data correctly.</w:t>
+      <w:r>
+        <w:t>Plotly slides work best in Firefox.  Chrome does not display hover data correctly.</w:t>
       </w:r>
     </w:p>
     <w:p>
@@ -213,15 +208,7 @@
         </w:numPr>
       </w:pPr>
       <w:r>
-        <w:t xml:space="preserve">can log into </w:t>
-      </w:r>
-      <w:proofErr w:type="spellStart"/>
-      <w:r>
-        <w:t>Colab</w:t>
-      </w:r>
-      <w:proofErr w:type="spellEnd"/>
-      <w:r>
-        <w:t xml:space="preserve"> using </w:t>
+        <w:t xml:space="preserve">can log into Colab using </w:t>
       </w:r>
       <w:hyperlink r:id="rId5" w:history="1">
         <w:r>
@@ -247,26 +234,10 @@
         </w:numPr>
       </w:pPr>
       <w:r>
-        <w:t xml:space="preserve">Needed to `pip install </w:t>
-      </w:r>
-      <w:proofErr w:type="spellStart"/>
-      <w:r>
-        <w:t>jupyterlab</w:t>
-      </w:r>
-      <w:proofErr w:type="spellEnd"/>
-      <w:r>
-        <w:t>` on new machine (Jan 2025)</w:t>
-      </w:r>
-      <w:r>
-        <w:t xml:space="preserve"> (</w:t>
-      </w:r>
-      <w:proofErr w:type="spellStart"/>
-      <w:r>
-        <w:t>yaml</w:t>
-      </w:r>
-      <w:proofErr w:type="spellEnd"/>
-      <w:r>
-        <w:t xml:space="preserve"> issue)</w:t>
+        <w:t>Needed to `pip install jupyterlab` on new machine (Jan 2025)</w:t>
+      </w:r>
+      <w:r>
+        <w:t xml:space="preserve"> (yaml issue)</w:t>
       </w:r>
     </w:p>
     <w:p>
@@ -290,15 +261,7 @@
         </w:numPr>
       </w:pPr>
       <w:r>
-        <w:t>Can run `</w:t>
-      </w:r>
-      <w:proofErr w:type="spellStart"/>
-      <w:r>
-        <w:t>conda</w:t>
-      </w:r>
-      <w:proofErr w:type="spellEnd"/>
-      <w:r>
-        <w:t xml:space="preserve"> list` to see installed packages</w:t>
+        <w:t>Can run `conda list` to see installed packages</w:t>
       </w:r>
     </w:p>
     <w:p/>
@@ -343,27 +306,15 @@
       <w:r>
         <w:t xml:space="preserve">PDFs of slides: Create HTML with preamble flack `incremental: false`.  This is like handout mode in beamer.  Then run </w:t>
       </w:r>
-      <w:proofErr w:type="spellStart"/>
-      <w:r>
-        <w:t>run</w:t>
-      </w:r>
-      <w:proofErr w:type="spellEnd"/>
-      <w:r>
-        <w:t xml:space="preserve"> </w:t>
+      <w:r>
+        <w:t xml:space="preserve">run </w:t>
       </w:r>
       <w:r>
         <w:t>“</w:t>
       </w:r>
-      <w:proofErr w:type="spellStart"/>
-      <w:r>
-        <w:t>convert_to_</w:t>
-      </w:r>
-      <w:proofErr w:type="gramStart"/>
-      <w:r>
-        <w:t>pdf.ipynb</w:t>
-      </w:r>
-      <w:proofErr w:type="spellEnd"/>
-      <w:proofErr w:type="gramEnd"/>
+      <w:r>
+        <w:t>convert_to_pdf.ipynb</w:t>
+      </w:r>
       <w:r>
         <w:t>”</w:t>
       </w:r>
@@ -533,16 +484,8 @@
           <w:rPr>
             <w:rStyle w:val="Hyperlink"/>
           </w:rPr>
-          <w:t xml:space="preserve">Google </w:t>
+          <w:t>Google Colab</w:t>
         </w:r>
-        <w:proofErr w:type="spellStart"/>
-        <w:r>
-          <w:rPr>
-            <w:rStyle w:val="Hyperlink"/>
-          </w:rPr>
-          <w:t>Colab</w:t>
-        </w:r>
-        <w:proofErr w:type="spellEnd"/>
       </w:hyperlink>
       <w:r>
         <w:t>.</w:t>
@@ -621,8 +564,25 @@
         <w:rPr>
           <w:b/>
           <w:bCs/>
+          <w:color w:val="FF0000"/>
         </w:rPr>
       </w:pPr>
+      <w:r>
+        <w:rPr>
+          <w:b/>
+          <w:bCs/>
+          <w:color w:val="FF0000"/>
+        </w:rPr>
+        <w:t>2025: ADD SOMETHING ABOUT GRADE CAP AND THE DISTRIBUTION OF FINAL NUMERIC GRADES.</w:t>
+      </w:r>
+    </w:p>
+    <w:p>
+      <w:pPr>
+        <w:rPr>
+          <w:b/>
+          <w:bCs/>
+        </w:rPr>
+      </w:pPr>
     </w:p>
     <w:p>
       <w:r>
@@ -632,15 +592,43 @@
     <w:p/>
     <w:p>
       <w:r>
-        <w:t xml:space="preserve">The final exam is now fully graded.  You did </w:t>
-      </w:r>
-      <w:proofErr w:type="gramStart"/>
-      <w:r>
-        <w:t>pretty well</w:t>
-      </w:r>
-      <w:proofErr w:type="gramEnd"/>
-      <w:r>
-        <w:t xml:space="preserve"> on the exam.  The average (median) score was 79.8 (82.5), and the standard deviation was 14.  The first and third quartiles were 71 and 91, respectively.  I also posted participation grades.  These started at 8 points (by far the most common score).  Higher participation earned 9 points, and exceptional participation earned 10 points.  </w:t>
+        <w:t xml:space="preserve">The final exam is now fully graded.  You did pretty well on the exam.  The average (median) score was </w:t>
+      </w:r>
+      <w:r>
+        <w:t>83.9</w:t>
+      </w:r>
+      <w:r>
+        <w:t xml:space="preserve"> (</w:t>
+      </w:r>
+      <w:r>
+        <w:t>85.0</w:t>
+      </w:r>
+      <w:r>
+        <w:t>), and the standard deviation was 1</w:t>
+      </w:r>
+      <w:r>
+        <w:t>1</w:t>
+      </w:r>
+      <w:r>
+        <w:t xml:space="preserve">.  The first and third quartiles were </w:t>
+      </w:r>
+      <w:r>
+        <w:t>77</w:t>
+      </w:r>
+      <w:r>
+        <w:t xml:space="preserve"> and 9</w:t>
+      </w:r>
+      <w:r>
+        <w:t>2</w:t>
+      </w:r>
+      <w:r>
+        <w:t xml:space="preserve">, respectively.  I also posted participation grades.  These started at 8 points (by far the most common score).  Higher participation earned 9 points, and </w:t>
+      </w:r>
+      <w:r>
+        <w:t xml:space="preserve">really </w:t>
+      </w:r>
+      <w:r>
+        <w:t xml:space="preserve">exceptional participation earned 10 points.  </w:t>
       </w:r>
     </w:p>
     <w:p/>
@@ -658,7 +646,13 @@
     <w:p/>
     <w:p>
       <w:r>
-        <w:t xml:space="preserve">Best of luck with your other classes and with internships/jobs going forward!  I look forward to hearing what you all end up doing.  For those of you graduating next week, congrats!  </w:t>
+        <w:t xml:space="preserve">Best of luck with your other classes and with internships/jobs going forward!  I look forward to hearing what you all end up doing.  For those of you graduating </w:t>
+      </w:r>
+      <w:r>
+        <w:t>this</w:t>
+      </w:r>
+      <w:r>
+        <w:t xml:space="preserve"> week, congrats!  </w:t>
       </w:r>
     </w:p>
     <w:p/>
@@ -680,18 +674,70 @@
     </w:p>
     <w:p>
       <w:r>
-        <w:t>1. A Random Walk Down Wall Street by Burton Malkiel.  This is a classic reference on personal investments.</w:t>
-      </w:r>
-    </w:p>
-    <w:p>
-      <w:r>
-        <w:t>2. Unconventional Success: A Fundamental Approach to Personal Investment by David Swensen.  Swensen was a super well-respected, long-time manager of the Yale University endowment.</w:t>
+        <w:t xml:space="preserve">1. </w:t>
+      </w:r>
+      <w:r>
+        <w:rPr>
+          <w:i/>
+          <w:iCs/>
+        </w:rPr>
+        <w:t>A Random Walk Down Wall Street</w:t>
+      </w:r>
+      <w:r>
+        <w:t xml:space="preserve"> by Burton Malkiel.  This is a classic reference on personal investments.</w:t>
+      </w:r>
+    </w:p>
+    <w:p>
+      <w:r>
+        <w:t xml:space="preserve">2. </w:t>
+      </w:r>
+      <w:r>
+        <w:rPr>
+          <w:i/>
+          <w:iCs/>
+        </w:rPr>
+        <w:t>Unconventional Success: A Fundamental Approach to Personal Investment</w:t>
+      </w:r>
+      <w:r>
+        <w:t xml:space="preserve"> by David Swensen.  Swensen was a super well-respected, long-time manager of the Yale University endowment.</w:t>
+      </w:r>
+    </w:p>
+    <w:p>
+      <w:r>
+        <w:t xml:space="preserve">3. </w:t>
+      </w:r>
+      <w:r>
+        <w:rPr>
+          <w:i/>
+          <w:iCs/>
+        </w:rPr>
+        <w:t xml:space="preserve">Asset Management: A Systematic Approach to Factor Investing </w:t>
+      </w:r>
+      <w:r>
+        <w:t>by Andrew Ang.  Ang ran factor investing at Blackrock for a while and is a professor at Columbia.</w:t>
+      </w:r>
+    </w:p>
+    <w:p>
+      <w:r>
+        <w:lastRenderedPageBreak/>
+        <w:t xml:space="preserve">4. </w:t>
+      </w:r>
+      <w:r>
+        <w:rPr>
+          <w:i/>
+          <w:iCs/>
+        </w:rPr>
+        <w:t xml:space="preserve">Efficiently Inefficient: How Smart Money Invests </w:t>
+      </w:r>
+      <w:r>
+        <w:t>by Lasse Pedersen.  Pedersen juggles time between academia and industry with AQR. </w:t>
       </w:r>
     </w:p>
     <w:p/>
     <w:p/>
     <w:p/>
     <w:p/>
+    <w:p/>
     <w:p>
       <w:pPr>
         <w:rPr>
@@ -704,7 +750,6 @@
           <w:b/>
           <w:bCs/>
         </w:rPr>
-        <w:lastRenderedPageBreak/>
         <w:t>2025 Run To-Dos:</w:t>
       </w:r>
     </w:p>
@@ -717,44 +762,7 @@
         </w:numPr>
       </w:pPr>
       <w:r>
-        <w:t xml:space="preserve">PS 2 standard deviation.  Specify to use </w:t>
-      </w:r>
-      <w:proofErr w:type="spellStart"/>
-      <w:proofErr w:type="gramStart"/>
-      <w:r>
-        <w:t>df.ret.std</w:t>
-      </w:r>
-      <w:proofErr w:type="spellEnd"/>
-      <w:r>
-        <w:t>(</w:t>
-      </w:r>
-      <w:proofErr w:type="gramEnd"/>
-      <w:r>
-        <w:t xml:space="preserve">) or </w:t>
-      </w:r>
-      <w:proofErr w:type="spellStart"/>
-      <w:r>
-        <w:t>np.std</w:t>
-      </w:r>
-      <w:proofErr w:type="spellEnd"/>
-      <w:r>
-        <w:t>(</w:t>
-      </w:r>
-      <w:proofErr w:type="spellStart"/>
-      <w:r>
-        <w:t>df.ret</w:t>
-      </w:r>
-      <w:proofErr w:type="spellEnd"/>
-      <w:r>
-        <w:t xml:space="preserve">, </w:t>
-      </w:r>
-      <w:proofErr w:type="spellStart"/>
-      <w:r>
-        <w:t>ddof</w:t>
-      </w:r>
-      <w:proofErr w:type="spellEnd"/>
-      <w:r>
-        <w:t>=1)</w:t>
+        <w:t>PS 2 standard deviation.  Specify to use df.ret.std() or np.std(df.ret, ddof=1)</w:t>
       </w:r>
     </w:p>
     <w:p>
@@ -766,15 +774,7 @@
         </w:numPr>
       </w:pPr>
       <w:r>
-        <w:t xml:space="preserve">Spot rate session 7.  Typo in </w:t>
-      </w:r>
-      <w:proofErr w:type="spellStart"/>
-      <w:r>
-        <w:t>C+Face</w:t>
-      </w:r>
-      <w:proofErr w:type="spellEnd"/>
-      <w:r>
-        <w:t xml:space="preserve"> in P(z).  Should be C/m in t=T</w:t>
+        <w:t>Spot rate session 7.  Typo in C+Face in P(z).  Should be C/m in t=T</w:t>
       </w:r>
     </w:p>
     <w:p>
@@ -819,28 +819,13 @@
         <w:t xml:space="preserve">PS 2 correction text: </w:t>
       </w:r>
       <w:r>
-        <w:t xml:space="preserve">This was marked incorrect due to a degree of freedom adjustment.  </w:t>
-      </w:r>
-      <w:proofErr w:type="spellStart"/>
-      <w:proofErr w:type="gramStart"/>
-      <w:r>
-        <w:t>np.std</w:t>
-      </w:r>
-      <w:proofErr w:type="spellEnd"/>
-      <w:r>
-        <w:t>(</w:t>
-      </w:r>
-      <w:proofErr w:type="gramEnd"/>
-      <w:r>
-        <w:t xml:space="preserve">) calculates a population mean while </w:t>
-      </w:r>
-      <w:proofErr w:type="spellStart"/>
-      <w:r>
-        <w:t>df.ret.std</w:t>
-      </w:r>
-      <w:proofErr w:type="spellEnd"/>
-      <w:r>
-        <w:t>() makes a degree-of-freedom adjustment in calculating a sample standard deviation.</w:t>
+        <w:t>This was marked incorrect due to a degree of freedom adjustment.  np.std() calculates a population mean while df.ret.std() makes a degree-of-freedom adjustment in calculating a sample standard deviation.</w:t>
+      </w:r>
+    </w:p>
+    <w:p/>
+    <w:p>
+      <w:r>
+        <w:t>Q16 on final – answer should be 0.1166667</w:t>
       </w:r>
     </w:p>
     <w:sectPr>

--- a/busi_448_teaching_manual.docx
+++ b/busi_448_teaching_manual.docx
@@ -104,10 +104,7 @@
         </w:numPr>
       </w:pPr>
       <w:r>
-        <w:t xml:space="preserve">Remove link to optimal bidding in Session 9 </w:t>
-      </w:r>
-      <w:r>
-        <w:t>canvas page</w:t>
+        <w:t>Make sure the assignments are available until semester end.</w:t>
       </w:r>
     </w:p>
     <w:p>
@@ -119,6 +116,21 @@
         </w:numPr>
       </w:pPr>
       <w:r>
+        <w:t xml:space="preserve">Remove link to optimal bidding in Session 9 </w:t>
+      </w:r>
+      <w:r>
+        <w:t>canvas page</w:t>
+      </w:r>
+    </w:p>
+    <w:p>
+      <w:pPr>
+        <w:pStyle w:val="ListParagraph"/>
+        <w:numPr>
+          <w:ilvl w:val="0"/>
+          <w:numId w:val="1"/>
+        </w:numPr>
+      </w:pPr>
+      <w:r>
         <w:t>Send out welcome email about 1 week before class</w:t>
       </w:r>
     </w:p>
@@ -195,8 +207,13 @@
           <w:numId w:val="5"/>
         </w:numPr>
       </w:pPr>
-      <w:r>
-        <w:t>Plotly slides work best in Firefox.  Chrome does not display hover data correctly.</w:t>
+      <w:proofErr w:type="spellStart"/>
+      <w:r>
+        <w:t>Plotly</w:t>
+      </w:r>
+      <w:proofErr w:type="spellEnd"/>
+      <w:r>
+        <w:t xml:space="preserve"> slides work best in Firefox.  Chrome does not display hover data correctly.</w:t>
       </w:r>
     </w:p>
     <w:p>
@@ -208,7 +225,15 @@
         </w:numPr>
       </w:pPr>
       <w:r>
-        <w:t xml:space="preserve">can log into Colab using </w:t>
+        <w:t xml:space="preserve">can log into </w:t>
+      </w:r>
+      <w:proofErr w:type="spellStart"/>
+      <w:r>
+        <w:t>Colab</w:t>
+      </w:r>
+      <w:proofErr w:type="spellEnd"/>
+      <w:r>
+        <w:t xml:space="preserve"> using </w:t>
       </w:r>
       <w:hyperlink r:id="rId5" w:history="1">
         <w:r>
@@ -234,10 +259,26 @@
         </w:numPr>
       </w:pPr>
       <w:r>
-        <w:t>Needed to `pip install jupyterlab` on new machine (Jan 2025)</w:t>
-      </w:r>
-      <w:r>
-        <w:t xml:space="preserve"> (yaml issue)</w:t>
+        <w:t xml:space="preserve">Needed to `pip install </w:t>
+      </w:r>
+      <w:proofErr w:type="spellStart"/>
+      <w:r>
+        <w:t>jupyterlab</w:t>
+      </w:r>
+      <w:proofErr w:type="spellEnd"/>
+      <w:r>
+        <w:t>` on new machine (Jan 2025)</w:t>
+      </w:r>
+      <w:r>
+        <w:t xml:space="preserve"> (</w:t>
+      </w:r>
+      <w:proofErr w:type="spellStart"/>
+      <w:r>
+        <w:t>yaml</w:t>
+      </w:r>
+      <w:proofErr w:type="spellEnd"/>
+      <w:r>
+        <w:t xml:space="preserve"> issue)</w:t>
       </w:r>
     </w:p>
     <w:p>
@@ -261,7 +302,15 @@
         </w:numPr>
       </w:pPr>
       <w:r>
-        <w:t>Can run `conda list` to see installed packages</w:t>
+        <w:t>Can run `</w:t>
+      </w:r>
+      <w:proofErr w:type="spellStart"/>
+      <w:r>
+        <w:t>conda</w:t>
+      </w:r>
+      <w:proofErr w:type="spellEnd"/>
+      <w:r>
+        <w:t xml:space="preserve"> list` to see installed packages</w:t>
       </w:r>
     </w:p>
     <w:p/>
@@ -306,15 +355,27 @@
       <w:r>
         <w:t xml:space="preserve">PDFs of slides: Create HTML with preamble flack `incremental: false`.  This is like handout mode in beamer.  Then run </w:t>
       </w:r>
-      <w:r>
-        <w:t xml:space="preserve">run </w:t>
+      <w:proofErr w:type="spellStart"/>
+      <w:r>
+        <w:t>run</w:t>
+      </w:r>
+      <w:proofErr w:type="spellEnd"/>
+      <w:r>
+        <w:t xml:space="preserve"> </w:t>
       </w:r>
       <w:r>
         <w:t>“</w:t>
       </w:r>
-      <w:r>
-        <w:t>convert_to_pdf.ipynb</w:t>
-      </w:r>
+      <w:proofErr w:type="spellStart"/>
+      <w:r>
+        <w:t>convert_to_</w:t>
+      </w:r>
+      <w:proofErr w:type="gramStart"/>
+      <w:r>
+        <w:t>pdf.ipynb</w:t>
+      </w:r>
+      <w:proofErr w:type="spellEnd"/>
+      <w:proofErr w:type="gramEnd"/>
       <w:r>
         <w:t>”</w:t>
       </w:r>
@@ -430,8 +491,13 @@
       <w:r>
         <w:t xml:space="preserve"> the course canvas page.  Please bring your laptops for class, as we'll be working through some calculations on bonds </w:t>
       </w:r>
-      <w:r>
-        <w:t>in our first meeting</w:t>
+      <w:proofErr w:type="gramStart"/>
+      <w:r>
+        <w:t>in</w:t>
+      </w:r>
+      <w:proofErr w:type="gramEnd"/>
+      <w:r>
+        <w:t xml:space="preserve"> our first meeting</w:t>
       </w:r>
       <w:r>
         <w:t>.</w:t>
@@ -484,8 +550,16 @@
           <w:rPr>
             <w:rStyle w:val="Hyperlink"/>
           </w:rPr>
-          <w:t>Google Colab</w:t>
+          <w:t xml:space="preserve">Google </w:t>
         </w:r>
+        <w:proofErr w:type="spellStart"/>
+        <w:r>
+          <w:rPr>
+            <w:rStyle w:val="Hyperlink"/>
+          </w:rPr>
+          <w:t>Colab</w:t>
+        </w:r>
+        <w:proofErr w:type="spellEnd"/>
       </w:hyperlink>
       <w:r>
         <w:t>.</w:t>
@@ -592,7 +666,15 @@
     <w:p/>
     <w:p>
       <w:r>
-        <w:t xml:space="preserve">The final exam is now fully graded.  You did pretty well on the exam.  The average (median) score was </w:t>
+        <w:t xml:space="preserve">The final exam is now fully graded.  You did </w:t>
+      </w:r>
+      <w:proofErr w:type="gramStart"/>
+      <w:r>
+        <w:t>pretty well</w:t>
+      </w:r>
+      <w:proofErr w:type="gramEnd"/>
+      <w:r>
+        <w:t xml:space="preserve"> on the exam.  The average (median) score was </w:t>
       </w:r>
       <w:r>
         <w:t>83.9</w:t>
@@ -624,11 +706,16 @@
       <w:r>
         <w:t xml:space="preserve">, respectively.  I also posted participation grades.  These started at 8 points (by far the most common score).  Higher participation earned 9 points, and </w:t>
       </w:r>
+      <w:proofErr w:type="gramStart"/>
       <w:r>
         <w:t xml:space="preserve">really </w:t>
       </w:r>
       <w:r>
-        <w:t xml:space="preserve">exceptional participation earned 10 points.  </w:t>
+        <w:t>exceptional</w:t>
+      </w:r>
+      <w:proofErr w:type="gramEnd"/>
+      <w:r>
+        <w:t xml:space="preserve"> participation earned 10 points.  </w:t>
       </w:r>
     </w:p>
     <w:p/>
@@ -669,7 +756,15 @@
     <w:p/>
     <w:p>
       <w:r>
-        <w:t>PS - Some of you asked about additional references on investing.  A couple books I like are:</w:t>
+        <w:t xml:space="preserve">PS - Some of you asked about additional references on investing.  A </w:t>
+      </w:r>
+      <w:proofErr w:type="gramStart"/>
+      <w:r>
+        <w:t>couple</w:t>
+      </w:r>
+      <w:proofErr w:type="gramEnd"/>
+      <w:r>
+        <w:t xml:space="preserve"> books I like are:</w:t>
       </w:r>
     </w:p>
     <w:p>
@@ -760,9 +855,81 @@
           <w:ilvl w:val="0"/>
           <w:numId w:val="9"/>
         </w:numPr>
-      </w:pPr>
-      <w:r>
-        <w:t>PS 2 standard deviation.  Specify to use df.ret.std() or np.std(df.ret, ddof=1)</w:t>
+        <w:rPr>
+          <w:strike/>
+        </w:rPr>
+      </w:pPr>
+      <w:r>
+        <w:rPr>
+          <w:strike/>
+        </w:rPr>
+        <w:t xml:space="preserve">PS 2 standard deviation.  Specify to use </w:t>
+      </w:r>
+      <w:proofErr w:type="spellStart"/>
+      <w:proofErr w:type="gramStart"/>
+      <w:r>
+        <w:rPr>
+          <w:strike/>
+        </w:rPr>
+        <w:t>df.ret.std</w:t>
+      </w:r>
+      <w:proofErr w:type="spellEnd"/>
+      <w:r>
+        <w:rPr>
+          <w:strike/>
+        </w:rPr>
+        <w:t>(</w:t>
+      </w:r>
+      <w:proofErr w:type="gramEnd"/>
+      <w:r>
+        <w:rPr>
+          <w:strike/>
+        </w:rPr>
+        <w:t xml:space="preserve">) or </w:t>
+      </w:r>
+      <w:proofErr w:type="spellStart"/>
+      <w:proofErr w:type="gramStart"/>
+      <w:r>
+        <w:rPr>
+          <w:strike/>
+        </w:rPr>
+        <w:t>np.std</w:t>
+      </w:r>
+      <w:proofErr w:type="spellEnd"/>
+      <w:r>
+        <w:rPr>
+          <w:strike/>
+        </w:rPr>
+        <w:t>(</w:t>
+      </w:r>
+      <w:proofErr w:type="spellStart"/>
+      <w:proofErr w:type="gramEnd"/>
+      <w:r>
+        <w:rPr>
+          <w:strike/>
+        </w:rPr>
+        <w:t>df.ret</w:t>
+      </w:r>
+      <w:proofErr w:type="spellEnd"/>
+      <w:r>
+        <w:rPr>
+          <w:strike/>
+        </w:rPr>
+        <w:t xml:space="preserve">, </w:t>
+      </w:r>
+      <w:proofErr w:type="spellStart"/>
+      <w:r>
+        <w:rPr>
+          <w:strike/>
+        </w:rPr>
+        <w:t>ddof</w:t>
+      </w:r>
+      <w:proofErr w:type="spellEnd"/>
+      <w:r>
+        <w:rPr>
+          <w:strike/>
+        </w:rPr>
+        <w:t>=1)</w:t>
       </w:r>
     </w:p>
     <w:p>
@@ -774,7 +941,15 @@
         </w:numPr>
       </w:pPr>
       <w:r>
-        <w:t>Spot rate session 7.  Typo in C+Face in P(z).  Should be C/m in t=T</w:t>
+        <w:t xml:space="preserve">Spot rate session 7.  Typo in </w:t>
+      </w:r>
+      <w:proofErr w:type="spellStart"/>
+      <w:r>
+        <w:t>C+Face</w:t>
+      </w:r>
+      <w:proofErr w:type="spellEnd"/>
+      <w:r>
+        <w:t xml:space="preserve"> in P(z).  Should be C/m in t=T</w:t>
       </w:r>
     </w:p>
     <w:p>
@@ -784,8 +959,14 @@
           <w:ilvl w:val="0"/>
           <w:numId w:val="9"/>
         </w:numPr>
-      </w:pPr>
-      <w:r>
+        <w:rPr>
+          <w:strike/>
+        </w:rPr>
+      </w:pPr>
+      <w:r>
+        <w:rPr>
+          <w:strike/>
+        </w:rPr>
         <w:t>Maybe add a new PS 1 for the very first run.</w:t>
       </w:r>
     </w:p>
@@ -819,7 +1000,33 @@
         <w:t xml:space="preserve">PS 2 correction text: </w:t>
       </w:r>
       <w:r>
-        <w:t>This was marked incorrect due to a degree of freedom adjustment.  np.std() calculates a population mean while df.ret.std() makes a degree-of-freedom adjustment in calculating a sample standard deviation.</w:t>
+        <w:t xml:space="preserve">This was marked incorrect due to a degree of freedom adjustment.  </w:t>
+      </w:r>
+      <w:proofErr w:type="spellStart"/>
+      <w:proofErr w:type="gramStart"/>
+      <w:r>
+        <w:t>np.std</w:t>
+      </w:r>
+      <w:proofErr w:type="spellEnd"/>
+      <w:r>
+        <w:t>(</w:t>
+      </w:r>
+      <w:proofErr w:type="gramEnd"/>
+      <w:r>
+        <w:t xml:space="preserve">) calculates a population mean while </w:t>
+      </w:r>
+      <w:proofErr w:type="spellStart"/>
+      <w:proofErr w:type="gramStart"/>
+      <w:r>
+        <w:t>df.ret.std</w:t>
+      </w:r>
+      <w:proofErr w:type="spellEnd"/>
+      <w:r>
+        <w:t>(</w:t>
+      </w:r>
+      <w:proofErr w:type="gramEnd"/>
+      <w:r>
+        <w:t>) makes a degree-of-freedom adjustment in calculating a sample standard deviation.</w:t>
       </w:r>
     </w:p>
     <w:p/>
@@ -827,6 +1034,108 @@
       <w:r>
         <w:t>Q16 on final – answer should be 0.1166667</w:t>
       </w:r>
+    </w:p>
+    <w:p>
+      <w:pPr>
+        <w:rPr>
+          <w:b/>
+          <w:bCs/>
+        </w:rPr>
+      </w:pPr>
+    </w:p>
+    <w:p>
+      <w:r>
+        <w:rPr>
+          <w:b/>
+          <w:bCs/>
+        </w:rPr>
+        <w:t>2026 Run To-Dos (</w:t>
+      </w:r>
+      <w:proofErr w:type="spellStart"/>
+      <w:r>
+        <w:rPr>
+          <w:b/>
+          <w:bCs/>
+        </w:rPr>
+        <w:t>wishlist</w:t>
+      </w:r>
+      <w:proofErr w:type="spellEnd"/>
+      <w:r>
+        <w:rPr>
+          <w:b/>
+          <w:bCs/>
+        </w:rPr>
+        <w:t>):</w:t>
+      </w:r>
+    </w:p>
+    <w:p>
+      <w:pPr>
+        <w:pStyle w:val="ListParagraph"/>
+        <w:numPr>
+          <w:ilvl w:val="0"/>
+          <w:numId w:val="11"/>
+        </w:numPr>
+      </w:pPr>
+      <w:r>
+        <w:t>Returns summary – do something with excel (average returns and geo returns).</w:t>
+      </w:r>
+    </w:p>
+    <w:p>
+      <w:pPr>
+        <w:pStyle w:val="ListParagraph"/>
+        <w:numPr>
+          <w:ilvl w:val="0"/>
+          <w:numId w:val="11"/>
+        </w:numPr>
+      </w:pPr>
+      <w:r>
+        <w:t>Session 4: maybe switch this around and put the fetching data later?</w:t>
+      </w:r>
+    </w:p>
+    <w:p>
+      <w:pPr>
+        <w:pStyle w:val="ListParagraph"/>
+        <w:numPr>
+          <w:ilvl w:val="0"/>
+          <w:numId w:val="11"/>
+        </w:numPr>
+      </w:pPr>
+      <w:r>
+        <w:t>Learn Investments: Bug in Fixed Income: Term Structure of Interest Rates</w:t>
+      </w:r>
+    </w:p>
+    <w:p>
+      <w:pPr>
+        <w:pStyle w:val="ListParagraph"/>
+        <w:numPr>
+          <w:ilvl w:val="0"/>
+          <w:numId w:val="11"/>
+        </w:numPr>
+      </w:pPr>
+      <w:r>
+        <w:t>Typo: Leverage &amp; Margin session 4.7 needs line return for equity</w:t>
+      </w:r>
+    </w:p>
+    <w:p>
+      <w:pPr>
+        <w:pStyle w:val="ListParagraph"/>
+        <w:numPr>
+          <w:ilvl w:val="0"/>
+          <w:numId w:val="11"/>
+        </w:numPr>
+      </w:pPr>
+      <w:r>
+        <w:t>Remake leverage excel sheet to have the haircut and repo rates as inputs, so you can talk about credit risk, larger haircuts, and realized returns in an easy way in class</w:t>
+      </w:r>
+    </w:p>
+    <w:p>
+      <w:pPr>
+        <w:pStyle w:val="ListParagraph"/>
+        <w:numPr>
+          <w:ilvl w:val="0"/>
+          <w:numId w:val="11"/>
+        </w:numPr>
+      </w:pPr>
     </w:p>
     <w:sectPr>
       <w:pgSz w:w="12240" w:h="15840"/>
@@ -1358,6 +1667,95 @@
     </w:lvl>
   </w:abstractNum>
   <w:abstractNum w:abstractNumId="5" w15:restartNumberingAfterBreak="0">
+    <w:nsid w:val="3F12507C"/>
+    <w:multiLevelType w:val="hybridMultilevel"/>
+    <w:tmpl w:val="FABA49C4"/>
+    <w:lvl w:ilvl="0" w:tplc="0409000F">
+      <w:start w:val="1"/>
+      <w:numFmt w:val="decimal"/>
+      <w:lvlText w:val="%1."/>
+      <w:lvlJc w:val="left"/>
+      <w:pPr>
+        <w:ind w:left="720" w:hanging="360"/>
+      </w:pPr>
+      <w:rPr>
+        <w:rFonts w:hint="default"/>
+      </w:rPr>
+    </w:lvl>
+    <w:lvl w:ilvl="1" w:tplc="04090019" w:tentative="1">
+      <w:start w:val="1"/>
+      <w:numFmt w:val="lowerLetter"/>
+      <w:lvlText w:val="%2."/>
+      <w:lvlJc w:val="left"/>
+      <w:pPr>
+        <w:ind w:left="1440" w:hanging="360"/>
+      </w:pPr>
+    </w:lvl>
+    <w:lvl w:ilvl="2" w:tplc="0409001B" w:tentative="1">
+      <w:start w:val="1"/>
+      <w:numFmt w:val="lowerRoman"/>
+      <w:lvlText w:val="%3."/>
+      <w:lvlJc w:val="right"/>
+      <w:pPr>
+        <w:ind w:left="2160" w:hanging="180"/>
+      </w:pPr>
+    </w:lvl>
+    <w:lvl w:ilvl="3" w:tplc="0409000F" w:tentative="1">
+      <w:start w:val="1"/>
+      <w:numFmt w:val="decimal"/>
+      <w:lvlText w:val="%4."/>
+      <w:lvlJc w:val="left"/>
+      <w:pPr>
+        <w:ind w:left="2880" w:hanging="360"/>
+      </w:pPr>
+    </w:lvl>
+    <w:lvl w:ilvl="4" w:tplc="04090019" w:tentative="1">
+      <w:start w:val="1"/>
+      <w:numFmt w:val="lowerLetter"/>
+      <w:lvlText w:val="%5."/>
+      <w:lvlJc w:val="left"/>
+      <w:pPr>
+        <w:ind w:left="3600" w:hanging="360"/>
+      </w:pPr>
+    </w:lvl>
+    <w:lvl w:ilvl="5" w:tplc="0409001B" w:tentative="1">
+      <w:start w:val="1"/>
+      <w:numFmt w:val="lowerRoman"/>
+      <w:lvlText w:val="%6."/>
+      <w:lvlJc w:val="right"/>
+      <w:pPr>
+        <w:ind w:left="4320" w:hanging="180"/>
+      </w:pPr>
+    </w:lvl>
+    <w:lvl w:ilvl="6" w:tplc="0409000F" w:tentative="1">
+      <w:start w:val="1"/>
+      <w:numFmt w:val="decimal"/>
+      <w:lvlText w:val="%7."/>
+      <w:lvlJc w:val="left"/>
+      <w:pPr>
+        <w:ind w:left="5040" w:hanging="360"/>
+      </w:pPr>
+    </w:lvl>
+    <w:lvl w:ilvl="7" w:tplc="04090019" w:tentative="1">
+      <w:start w:val="1"/>
+      <w:numFmt w:val="lowerLetter"/>
+      <w:lvlText w:val="%8."/>
+      <w:lvlJc w:val="left"/>
+      <w:pPr>
+        <w:ind w:left="5760" w:hanging="360"/>
+      </w:pPr>
+    </w:lvl>
+    <w:lvl w:ilvl="8" w:tplc="0409001B" w:tentative="1">
+      <w:start w:val="1"/>
+      <w:numFmt w:val="lowerRoman"/>
+      <w:lvlText w:val="%9."/>
+      <w:lvlJc w:val="right"/>
+      <w:pPr>
+        <w:ind w:left="6480" w:hanging="180"/>
+      </w:pPr>
+    </w:lvl>
+  </w:abstractNum>
+  <w:abstractNum w:abstractNumId="6" w15:restartNumberingAfterBreak="0">
     <w:nsid w:val="534A146F"/>
     <w:multiLevelType w:val="hybridMultilevel"/>
     <w:tmpl w:val="C0F27EEE"/>
@@ -1446,7 +1844,7 @@
       </w:pPr>
     </w:lvl>
   </w:abstractNum>
-  <w:abstractNum w:abstractNumId="6" w15:restartNumberingAfterBreak="0">
+  <w:abstractNum w:abstractNumId="7" w15:restartNumberingAfterBreak="0">
     <w:nsid w:val="5DB12C86"/>
     <w:multiLevelType w:val="hybridMultilevel"/>
     <w:tmpl w:val="1AD0EF8A"/>
@@ -1535,7 +1933,7 @@
       </w:pPr>
     </w:lvl>
   </w:abstractNum>
-  <w:abstractNum w:abstractNumId="7" w15:restartNumberingAfterBreak="0">
+  <w:abstractNum w:abstractNumId="8" w15:restartNumberingAfterBreak="0">
     <w:nsid w:val="6075264C"/>
     <w:multiLevelType w:val="hybridMultilevel"/>
     <w:tmpl w:val="0E86950A"/>
@@ -1624,7 +2022,7 @@
       </w:pPr>
     </w:lvl>
   </w:abstractNum>
-  <w:abstractNum w:abstractNumId="8" w15:restartNumberingAfterBreak="0">
+  <w:abstractNum w:abstractNumId="9" w15:restartNumberingAfterBreak="0">
     <w:nsid w:val="717E31CF"/>
     <w:multiLevelType w:val="hybridMultilevel"/>
     <w:tmpl w:val="13307F4E"/>
@@ -1713,11 +2111,100 @@
       </w:pPr>
     </w:lvl>
   </w:abstractNum>
+  <w:abstractNum w:abstractNumId="10" w15:restartNumberingAfterBreak="0">
+    <w:nsid w:val="7DA32B86"/>
+    <w:multiLevelType w:val="hybridMultilevel"/>
+    <w:tmpl w:val="FE129E54"/>
+    <w:lvl w:ilvl="0" w:tplc="0409000F">
+      <w:start w:val="1"/>
+      <w:numFmt w:val="decimal"/>
+      <w:lvlText w:val="%1."/>
+      <w:lvlJc w:val="left"/>
+      <w:pPr>
+        <w:ind w:left="720" w:hanging="360"/>
+      </w:pPr>
+      <w:rPr>
+        <w:rFonts w:hint="default"/>
+      </w:rPr>
+    </w:lvl>
+    <w:lvl w:ilvl="1" w:tplc="04090019" w:tentative="1">
+      <w:start w:val="1"/>
+      <w:numFmt w:val="lowerLetter"/>
+      <w:lvlText w:val="%2."/>
+      <w:lvlJc w:val="left"/>
+      <w:pPr>
+        <w:ind w:left="1440" w:hanging="360"/>
+      </w:pPr>
+    </w:lvl>
+    <w:lvl w:ilvl="2" w:tplc="0409001B" w:tentative="1">
+      <w:start w:val="1"/>
+      <w:numFmt w:val="lowerRoman"/>
+      <w:lvlText w:val="%3."/>
+      <w:lvlJc w:val="right"/>
+      <w:pPr>
+        <w:ind w:left="2160" w:hanging="180"/>
+      </w:pPr>
+    </w:lvl>
+    <w:lvl w:ilvl="3" w:tplc="0409000F" w:tentative="1">
+      <w:start w:val="1"/>
+      <w:numFmt w:val="decimal"/>
+      <w:lvlText w:val="%4."/>
+      <w:lvlJc w:val="left"/>
+      <w:pPr>
+        <w:ind w:left="2880" w:hanging="360"/>
+      </w:pPr>
+    </w:lvl>
+    <w:lvl w:ilvl="4" w:tplc="04090019" w:tentative="1">
+      <w:start w:val="1"/>
+      <w:numFmt w:val="lowerLetter"/>
+      <w:lvlText w:val="%5."/>
+      <w:lvlJc w:val="left"/>
+      <w:pPr>
+        <w:ind w:left="3600" w:hanging="360"/>
+      </w:pPr>
+    </w:lvl>
+    <w:lvl w:ilvl="5" w:tplc="0409001B" w:tentative="1">
+      <w:start w:val="1"/>
+      <w:numFmt w:val="lowerRoman"/>
+      <w:lvlText w:val="%6."/>
+      <w:lvlJc w:val="right"/>
+      <w:pPr>
+        <w:ind w:left="4320" w:hanging="180"/>
+      </w:pPr>
+    </w:lvl>
+    <w:lvl w:ilvl="6" w:tplc="0409000F" w:tentative="1">
+      <w:start w:val="1"/>
+      <w:numFmt w:val="decimal"/>
+      <w:lvlText w:val="%7."/>
+      <w:lvlJc w:val="left"/>
+      <w:pPr>
+        <w:ind w:left="5040" w:hanging="360"/>
+      </w:pPr>
+    </w:lvl>
+    <w:lvl w:ilvl="7" w:tplc="04090019" w:tentative="1">
+      <w:start w:val="1"/>
+      <w:numFmt w:val="lowerLetter"/>
+      <w:lvlText w:val="%8."/>
+      <w:lvlJc w:val="left"/>
+      <w:pPr>
+        <w:ind w:left="5760" w:hanging="360"/>
+      </w:pPr>
+    </w:lvl>
+    <w:lvl w:ilvl="8" w:tplc="0409001B" w:tentative="1">
+      <w:start w:val="1"/>
+      <w:numFmt w:val="lowerRoman"/>
+      <w:lvlText w:val="%9."/>
+      <w:lvlJc w:val="right"/>
+      <w:pPr>
+        <w:ind w:left="6480" w:hanging="180"/>
+      </w:pPr>
+    </w:lvl>
+  </w:abstractNum>
   <w:num w:numId="1" w16cid:durableId="1576165856">
-    <w:abstractNumId w:val="6"/>
+    <w:abstractNumId w:val="7"/>
   </w:num>
   <w:num w:numId="2" w16cid:durableId="1835098901">
-    <w:abstractNumId w:val="5"/>
+    <w:abstractNumId w:val="6"/>
   </w:num>
   <w:num w:numId="3" w16cid:durableId="1391610738">
     <w:abstractNumId w:val="3"/>
@@ -1735,10 +2222,16 @@
     <w:abstractNumId w:val="2"/>
   </w:num>
   <w:num w:numId="8" w16cid:durableId="1873152370">
-    <w:abstractNumId w:val="7"/>
+    <w:abstractNumId w:val="8"/>
   </w:num>
   <w:num w:numId="9" w16cid:durableId="1777289380">
-    <w:abstractNumId w:val="8"/>
+    <w:abstractNumId w:val="9"/>
+  </w:num>
+  <w:num w:numId="10" w16cid:durableId="962073176">
+    <w:abstractNumId w:val="5"/>
+  </w:num>
+  <w:num w:numId="11" w16cid:durableId="930435727">
+    <w:abstractNumId w:val="10"/>
   </w:num>
 </w:numbering>
 </file>

--- a/busi_448_teaching_manual.docx
+++ b/busi_448_teaching_manual.docx
@@ -1126,6 +1126,180 @@
       </w:pPr>
       <w:r>
         <w:t>Remake leverage excel sheet to have the haircut and repo rates as inputs, so you can talk about credit risk, larger haircuts, and realized returns in an easy way in class</w:t>
+      </w:r>
+    </w:p>
+    <w:p>
+      <w:pPr>
+        <w:pStyle w:val="ListParagraph"/>
+        <w:numPr>
+          <w:ilvl w:val="0"/>
+          <w:numId w:val="11"/>
+        </w:numPr>
+      </w:pPr>
+      <w:r>
+        <w:t xml:space="preserve">Margin: L -&gt; </w:t>
+      </w:r>
+      <w:proofErr w:type="spellStart"/>
+      <w:r>
+        <w:t>L_t</w:t>
+      </w:r>
+      <w:proofErr w:type="spellEnd"/>
+      <w:r>
+        <w:t xml:space="preserve"> notation</w:t>
+      </w:r>
+    </w:p>
+    <w:p>
+      <w:pPr>
+        <w:pStyle w:val="ListParagraph"/>
+        <w:numPr>
+          <w:ilvl w:val="0"/>
+          <w:numId w:val="11"/>
+        </w:numPr>
+      </w:pPr>
+      <w:r>
+        <w:t xml:space="preserve">SS Margin: A_0 -&gt; </w:t>
+      </w:r>
+      <w:proofErr w:type="spellStart"/>
+      <w:r>
+        <w:t>A_t</w:t>
+      </w:r>
+      <w:proofErr w:type="spellEnd"/>
+      <w:r>
+        <w:t xml:space="preserve"> notation</w:t>
+      </w:r>
+    </w:p>
+    <w:p>
+      <w:pPr>
+        <w:pStyle w:val="ListParagraph"/>
+        <w:numPr>
+          <w:ilvl w:val="0"/>
+          <w:numId w:val="11"/>
+        </w:numPr>
+      </w:pPr>
+      <w:r>
+        <w:t>Session 14: Kinked CAL plot – needs to be able to toggle off the dotted line component?</w:t>
+      </w:r>
+    </w:p>
+    <w:p>
+      <w:pPr>
+        <w:pStyle w:val="ListParagraph"/>
+        <w:numPr>
+          <w:ilvl w:val="0"/>
+          <w:numId w:val="11"/>
+        </w:numPr>
+      </w:pPr>
+      <w:r>
+        <w:t>13_portfolios_borrowing_frictions.xlsx – add E[r] and SD to the intermediate risk aversion range</w:t>
+      </w:r>
+    </w:p>
+    <w:p>
+      <w:pPr>
+        <w:pStyle w:val="ListParagraph"/>
+        <w:numPr>
+          <w:ilvl w:val="0"/>
+          <w:numId w:val="11"/>
+        </w:numPr>
+      </w:pPr>
+      <w:r>
+        <w:t xml:space="preserve">Session 14 slides.  Add </w:t>
+      </w:r>
+      <w:proofErr w:type="spellStart"/>
+      <w:r>
+        <w:t>r_f</w:t>
+      </w:r>
+      <w:proofErr w:type="spellEnd"/>
+      <w:r>
+        <w:t xml:space="preserve">^{saving} and </w:t>
+      </w:r>
+      <w:proofErr w:type="spellStart"/>
+      <w:r>
+        <w:t>r_f</w:t>
+      </w:r>
+      <w:proofErr w:type="spellEnd"/>
+      <w:proofErr w:type="gramStart"/>
+      <w:r>
+        <w:t>^{borrowing{ to</w:t>
+      </w:r>
+      <w:proofErr w:type="gramEnd"/>
+      <w:r>
+        <w:t xml:space="preserve"> Method #1 slide</w:t>
+      </w:r>
+    </w:p>
+    <w:p>
+      <w:pPr>
+        <w:pStyle w:val="ListParagraph"/>
+        <w:numPr>
+          <w:ilvl w:val="0"/>
+          <w:numId w:val="11"/>
+        </w:numPr>
+      </w:pPr>
+      <w:r>
+        <w:t xml:space="preserve">Session 18: python notebook has “Util </w:t>
+      </w:r>
+      <w:proofErr w:type="gramStart"/>
+      <w:r>
+        <w:t>“ -</w:t>
+      </w:r>
+      <w:proofErr w:type="gramEnd"/>
+      <w:r>
+        <w:t>&gt; “Util”</w:t>
+      </w:r>
+    </w:p>
+    <w:p>
+      <w:pPr>
+        <w:pStyle w:val="ListParagraph"/>
+        <w:numPr>
+          <w:ilvl w:val="0"/>
+          <w:numId w:val="11"/>
+        </w:numPr>
+      </w:pPr>
+      <w:r>
+        <w:t>Session 21:  SMB construction is incorrect: 1/3*(S/L + S/M + S/</w:t>
+      </w:r>
+      <w:proofErr w:type="gramStart"/>
+      <w:r>
+        <w:t>H)…</w:t>
+      </w:r>
+      <w:proofErr w:type="gramEnd"/>
+    </w:p>
+    <w:p>
+      <w:pPr>
+        <w:pStyle w:val="ListParagraph"/>
+        <w:numPr>
+          <w:ilvl w:val="0"/>
+          <w:numId w:val="11"/>
+        </w:numPr>
+      </w:pPr>
+      <w:r>
+        <w:t>Session 21: Procedure slide for characteristic E[r]</w:t>
+      </w:r>
+      <w:r>
+        <w:t xml:space="preserve"> should not say tau in 3. </w:t>
+      </w:r>
+    </w:p>
+    <w:p>
+      <w:pPr>
+        <w:pStyle w:val="ListParagraph"/>
+        <w:numPr>
+          <w:ilvl w:val="0"/>
+          <w:numId w:val="11"/>
+        </w:numPr>
+      </w:pPr>
+      <w:r>
+        <w:t>Session 21: Drop the characteristic stuff entirely – Never have time to cover it.</w:t>
+      </w:r>
+    </w:p>
+    <w:p>
+      <w:pPr>
+        <w:pStyle w:val="ListParagraph"/>
+        <w:numPr>
+          <w:ilvl w:val="0"/>
+          <w:numId w:val="11"/>
+        </w:numPr>
+      </w:pPr>
+      <w:r>
+        <w:lastRenderedPageBreak/>
+        <w:t>Session 22 (duration): mismatch between slide exercise and duration approximation exercise.</w:t>
       </w:r>
     </w:p>
     <w:p>
